--- a/Minecraft杯模拟赛Ⅴ/挖地铁/挖地铁.docx
+++ b/Minecraft杯模拟赛Ⅴ/挖地铁/挖地铁.docx
@@ -24,7 +24,7 @@
           <w:szCs w:val="21"/>
           <w:lang w:val="en-US" w:eastAsia="zh-CN"/>
         </w:rPr>
-        <w:t>128MB,1S,digmetro.xxx</w:t>
+        <w:t>128MB,2S,digmetro.xxx</w:t>
       </w:r>
     </w:p>
     <w:p>
@@ -87,7 +87,7 @@
           <w:rFonts w:hint="eastAsia"/>
           <w:b w:val="0"/>
           <w:bCs w:val="0"/>
-          <w:color w:val="0000FF"/>
+          <w:color w:val="auto"/>
           <w:sz w:val="24"/>
           <w:szCs w:val="24"/>
           <w:lang w:val="en-US" w:eastAsia="zh-CN"/>
@@ -120,7 +120,7 @@
           <w:szCs w:val="24"/>
           <w:lang w:val="en-US" w:eastAsia="zh-CN"/>
         </w:rPr>
-        <w:t>规划了一棵树形地铁图，由N个地铁站和N-1段铁路组成。现在gbakkk5951要去挖地铁，由于手工挖是在太慢了，所以他决定去爆破，</w:t>
+        <w:t>规划了一棵树形地铁图，由N个地铁节点（编号1到N）和N-1段铁路组成，每段铁路的隧道有一个挖掘难度d。现在gbakkk5951要去挖地铁，由于手工挖是在太慢了，所以他决定去爆破。N个地铁节点中有K个可以作为爆破起始点，每个起始点可以爆破任意次，每次爆破从任意起始点开始到任意一个地铁节点结束，两个节点之间的铁路隧道都将成为挖通的状态（多次爆破没有负面影响）。</w:t>
       </w:r>
     </w:p>
     <w:p>
@@ -131,62 +131,69 @@
           <w:rFonts w:hint="eastAsia" w:eastAsiaTheme="minorEastAsia"/>
           <w:b w:val="0"/>
           <w:bCs w:val="0"/>
-          <w:sz w:val="24"/>
-          <w:szCs w:val="24"/>
-          <w:lang w:val="en-US" w:eastAsia="zh-CN"/>
-        </w:rPr>
-      </w:pPr>
-      <w:bookmarkStart w:id="8" w:name="_GoBack"/>
-      <w:bookmarkEnd w:id="8"/>
-    </w:p>
-    <w:p>
-      <w:pPr>
-        <w:ind w:firstLine="420" w:firstLineChars="0"/>
-        <w:jc w:val="both"/>
-        <w:rPr>
-          <w:rFonts w:hint="eastAsia"/>
-          <w:b w:val="0"/>
-          <w:bCs w:val="0"/>
-          <w:sz w:val="24"/>
-          <w:szCs w:val="24"/>
-          <w:lang w:val="en-US" w:eastAsia="zh-CN"/>
-        </w:rPr>
-      </w:pPr>
-      <w:r>
-        <w:rPr>
-          <w:rFonts w:hint="eastAsia"/>
-          <w:b w:val="0"/>
-          <w:bCs w:val="0"/>
-          <w:sz w:val="24"/>
-          <w:szCs w:val="24"/>
-          <w:lang w:val="en-US" w:eastAsia="zh-CN"/>
-        </w:rPr>
-        <w:t>***s</w:t>
-      </w:r>
-    </w:p>
-    <w:p>
-      <w:pPr>
-        <w:ind w:firstLine="420" w:firstLineChars="0"/>
-        <w:jc w:val="both"/>
-        <w:rPr>
-          <w:rFonts w:hint="eastAsia"/>
-          <w:b w:val="0"/>
-          <w:bCs w:val="0"/>
-          <w:sz w:val="24"/>
-          <w:szCs w:val="24"/>
-          <w:lang w:val="en-US" w:eastAsia="zh-CN"/>
-        </w:rPr>
-      </w:pPr>
-      <w:r>
-        <w:rPr>
-          <w:rFonts w:hint="eastAsia"/>
-          <w:b w:val="0"/>
-          <w:bCs w:val="0"/>
-          <w:sz w:val="24"/>
-          <w:szCs w:val="24"/>
-          <w:lang w:val="en-US" w:eastAsia="zh-CN"/>
-        </w:rPr>
-        <w:t>***</w:t>
+          <w:color w:val="auto"/>
+          <w:sz w:val="24"/>
+          <w:szCs w:val="24"/>
+          <w:lang w:val="en-US" w:eastAsia="zh-CN"/>
+        </w:rPr>
+      </w:pPr>
+      <w:r>
+        <w:rPr>
+          <w:rFonts w:hint="eastAsia"/>
+          <w:b w:val="0"/>
+          <w:bCs w:val="0"/>
+          <w:color w:val="auto"/>
+          <w:sz w:val="24"/>
+          <w:szCs w:val="24"/>
+          <w:lang w:val="en-US" w:eastAsia="zh-CN"/>
+        </w:rPr>
+        <w:t>gbakkk5951想知道将所有路径都爆破完至少要爆破的次数</w:t>
+      </w:r>
+      <w:r>
+        <w:rPr>
+          <w:rFonts w:hint="eastAsia"/>
+          <w:b w:val="0"/>
+          <w:bCs w:val="0"/>
+          <w:sz w:val="24"/>
+          <w:szCs w:val="24"/>
+          <w:lang w:val="en-US" w:eastAsia="zh-CN"/>
+        </w:rPr>
+        <w:t>need</w:t>
+      </w:r>
+      <w:r>
+        <w:rPr>
+          <w:rFonts w:hint="eastAsia"/>
+          <w:b w:val="0"/>
+          <w:bCs w:val="0"/>
+          <w:color w:val="auto"/>
+          <w:sz w:val="24"/>
+          <w:szCs w:val="24"/>
+          <w:lang w:val="en-US" w:eastAsia="zh-CN"/>
+        </w:rPr>
+        <w:t xml:space="preserve">。由于有可能不能够进行足够多次的爆破，他还想爆破次数分别为[1, </w:t>
+      </w:r>
+      <w:r>
+        <w:rPr>
+          <w:rFonts w:hint="eastAsia"/>
+          <w:b w:val="0"/>
+          <w:bCs w:val="0"/>
+          <w:sz w:val="24"/>
+          <w:szCs w:val="24"/>
+          <w:lang w:val="en-US" w:eastAsia="zh-CN"/>
+        </w:rPr>
+        <w:t>need</w:t>
+      </w:r>
+      <w:r>
+        <w:rPr>
+          <w:rFonts w:hint="eastAsia"/>
+          <w:b w:val="0"/>
+          <w:bCs w:val="0"/>
+          <w:color w:val="auto"/>
+          <w:sz w:val="24"/>
+          <w:szCs w:val="24"/>
+          <w:lang w:val="en-US" w:eastAsia="zh-CN"/>
+        </w:rPr>
+        <w:t>]时能挖通的挖掘难度之和的最大值。</w:t>
       </w:r>
     </w:p>
     <w:p>
@@ -253,9 +260,20 @@
           <w:szCs w:val="24"/>
           <w:lang w:val="en-US" w:eastAsia="zh-CN"/>
         </w:rPr>
-        <w:t>***</w:t>
+        <w:t>一行一个整数N</w:t>
       </w:r>
       <w:bookmarkEnd w:id="3"/>
+      <w:r>
+        <w:rPr>
+          <w:rFonts w:hint="eastAsia"/>
+          <w:b w:val="0"/>
+          <w:bCs w:val="0"/>
+          <w:sz w:val="24"/>
+          <w:szCs w:val="24"/>
+          <w:lang w:val="en-US" w:eastAsia="zh-CN"/>
+        </w:rPr>
+        <w:t>，K</w:t>
+      </w:r>
     </w:p>
     <w:p>
       <w:pPr>
@@ -280,7 +298,33 @@
           <w:szCs w:val="24"/>
           <w:lang w:val="en-US" w:eastAsia="zh-CN"/>
         </w:rPr>
-        <w:t>***</w:t>
+        <w:t>接下来一行K个数ai 表示ai为一个爆破起始点</w:t>
+      </w:r>
+    </w:p>
+    <w:p>
+      <w:pPr>
+        <w:ind w:firstLine="420" w:firstLineChars="0"/>
+        <w:jc w:val="both"/>
+        <w:outlineLvl w:val="9"/>
+        <w:rPr>
+          <w:rFonts w:hint="eastAsia"/>
+          <w:b w:val="0"/>
+          <w:bCs w:val="0"/>
+          <w:sz w:val="24"/>
+          <w:szCs w:val="24"/>
+          <w:lang w:val="en-US" w:eastAsia="zh-CN"/>
+        </w:rPr>
+      </w:pPr>
+      <w:r>
+        <w:rPr>
+          <w:rFonts w:hint="eastAsia"/>
+          <w:b w:val="0"/>
+          <w:bCs w:val="0"/>
+          <w:sz w:val="24"/>
+          <w:szCs w:val="24"/>
+          <w:lang w:val="en-US" w:eastAsia="zh-CN"/>
+        </w:rPr>
+        <w:t>接下来N - 1行每行3个整数u v d 表示地铁节点u与地铁节点v之间有一条挖掘难度为d的铁路隧道。</w:t>
       </w:r>
     </w:p>
     <w:bookmarkEnd w:id="4"/>
@@ -346,8 +390,49 @@
           <w:szCs w:val="24"/>
           <w:lang w:val="en-US" w:eastAsia="zh-CN"/>
         </w:rPr>
-        <w:t>***</w:t>
-      </w:r>
+        <w:t>第一行一个整数need表示只要需要need次爆破才能将所有路径爆破完</w:t>
+      </w:r>
+    </w:p>
+    <w:p>
+      <w:pPr>
+        <w:ind w:firstLine="420" w:firstLineChars="0"/>
+        <w:jc w:val="both"/>
+        <w:rPr>
+          <w:rFonts w:hint="eastAsia"/>
+          <w:b w:val="0"/>
+          <w:bCs w:val="0"/>
+          <w:sz w:val="24"/>
+          <w:szCs w:val="24"/>
+          <w:lang w:val="en-US" w:eastAsia="zh-CN"/>
+        </w:rPr>
+      </w:pPr>
+      <w:r>
+        <w:rPr>
+          <w:rFonts w:hint="eastAsia"/>
+          <w:b w:val="0"/>
+          <w:bCs w:val="0"/>
+          <w:sz w:val="24"/>
+          <w:szCs w:val="24"/>
+          <w:lang w:val="en-US" w:eastAsia="zh-CN"/>
+        </w:rPr>
+        <w:t>接下来need行，第i行一个整数表示爆破次数分别为i时，能挖通的挖掘难度之和的最大值。</w:t>
+      </w:r>
+      <w:bookmarkStart w:id="7" w:name="_GoBack"/>
+      <w:bookmarkEnd w:id="7"/>
+    </w:p>
+    <w:p>
+      <w:pPr>
+        <w:ind w:firstLine="420" w:firstLineChars="0"/>
+        <w:jc w:val="both"/>
+        <w:rPr>
+          <w:rFonts w:hint="eastAsia"/>
+          <w:b w:val="0"/>
+          <w:bCs w:val="0"/>
+          <w:sz w:val="24"/>
+          <w:szCs w:val="24"/>
+          <w:lang w:val="en-US" w:eastAsia="zh-CN"/>
+        </w:rPr>
+      </w:pPr>
     </w:p>
     <w:bookmarkEnd w:id="5"/>
     <w:p>
@@ -567,27 +652,49 @@
       <w:pPr>
         <w:jc w:val="both"/>
         <w:rPr>
-          <w:rFonts w:hint="eastAsia"/>
-          <w:b w:val="0"/>
-          <w:bCs w:val="0"/>
-          <w:sz w:val="24"/>
-          <w:szCs w:val="24"/>
-          <w:lang w:val="en-US" w:eastAsia="zh-CN"/>
-        </w:rPr>
-      </w:pPr>
-      <w:bookmarkStart w:id="7" w:name="OLE_LINK7"/>
-      <w:r>
-        <w:rPr>
-          <w:rFonts w:hint="eastAsia"/>
-          <w:b w:val="0"/>
-          <w:bCs w:val="0"/>
-          <w:sz w:val="24"/>
-          <w:szCs w:val="24"/>
-          <w:lang w:val="en-US" w:eastAsia="zh-CN"/>
-        </w:rPr>
-        <w:t>**</w:t>
-      </w:r>
-      <w:bookmarkEnd w:id="7"/>
+          <w:rFonts w:hint="eastAsia" w:eastAsiaTheme="minorEastAsia"/>
+          <w:b w:val="0"/>
+          <w:bCs w:val="0"/>
+          <w:sz w:val="24"/>
+          <w:szCs w:val="24"/>
+          <w:lang w:val="en-US" w:eastAsia="zh-CN"/>
+        </w:rPr>
+      </w:pPr>
+      <w:r>
+        <w:rPr>
+          <w:rFonts w:hint="eastAsia"/>
+          <w:b w:val="0"/>
+          <w:bCs w:val="0"/>
+          <w:sz w:val="24"/>
+          <w:szCs w:val="24"/>
+          <w:lang w:val="en-US" w:eastAsia="zh-CN"/>
+        </w:rPr>
+        <w:t>1 &lt;= d &lt;= 100; 1 &lt;= N &lt;= 50,0000; 1 &lt;= K &lt; = N;</w:t>
+      </w:r>
+    </w:p>
+    <w:p>
+      <w:pPr>
+        <w:jc w:val="both"/>
+        <w:rPr>
+          <w:rFonts w:hint="eastAsia" w:eastAsiaTheme="minorEastAsia"/>
+          <w:b w:val="0"/>
+          <w:bCs w:val="0"/>
+          <w:sz w:val="24"/>
+          <w:szCs w:val="24"/>
+          <w:lang w:val="en-US" w:eastAsia="zh-CN"/>
+        </w:rPr>
+      </w:pPr>
+      <w:r>
+        <w:rPr>
+          <w:rFonts w:hint="eastAsia"/>
+          <w:b w:val="0"/>
+          <w:bCs w:val="0"/>
+          <w:sz w:val="24"/>
+          <w:szCs w:val="24"/>
+          <w:lang w:val="en-US" w:eastAsia="zh-CN"/>
+        </w:rPr>
+        <w:t>保证输入是一棵树。ai互不相同</w:t>
+      </w:r>
     </w:p>
     <w:sectPr>
       <w:pgSz w:w="11906" w:h="16838"/>
@@ -708,7 +815,7 @@
     <w:lsdException w:qFormat="1" w:unhideWhenUsed="0" w:uiPriority="0" w:semiHidden="0" w:name="HTML Code"/>
     <w:lsdException w:unhideWhenUsed="0" w:uiPriority="0" w:semiHidden="0" w:name="HTML Definition"/>
     <w:lsdException w:unhideWhenUsed="0" w:uiPriority="0" w:semiHidden="0" w:name="HTML Keyboard"/>
-    <w:lsdException w:unhideWhenUsed="0" w:uiPriority="0" w:semiHidden="0" w:name="HTML Preformatted"/>
+    <w:lsdException w:qFormat="1" w:unhideWhenUsed="0" w:uiPriority="0" w:semiHidden="0" w:name="HTML Preformatted"/>
     <w:lsdException w:unhideWhenUsed="0" w:uiPriority="0" w:semiHidden="0" w:name="HTML Sample"/>
     <w:lsdException w:unhideWhenUsed="0" w:uiPriority="0" w:semiHidden="0" w:name="HTML Typewriter"/>
     <w:lsdException w:unhideWhenUsed="0" w:uiPriority="0" w:semiHidden="0" w:name="HTML Variable"/>
@@ -898,6 +1005,7 @@
   <w:style w:type="paragraph" w:styleId="2">
     <w:name w:val="HTML Preformatted"/>
     <w:basedOn w:val="1"/>
+    <w:qFormat/>
     <w:uiPriority w:val="0"/>
     <w:pPr>
       <w:tabs>

--- a/Minecraft杯模拟赛Ⅴ/挖地铁/挖地铁.docx
+++ b/Minecraft杯模拟赛Ⅴ/挖地铁/挖地铁.docx
@@ -415,10 +415,21 @@
           <w:szCs w:val="24"/>
           <w:lang w:val="en-US" w:eastAsia="zh-CN"/>
         </w:rPr>
-        <w:t>接下来need行，第i行一个整数表示爆破次数分别为i时，能挖通的挖掘难度之和的最大值。</w:t>
+        <w:t>接下来need行，第i行一个整数表示爆破次数分别为i时，能挖通的挖掘难度之和</w:t>
       </w:r>
       <w:bookmarkStart w:id="7" w:name="_GoBack"/>
       <w:bookmarkEnd w:id="7"/>
+      <w:r>
+        <w:rPr>
+          <w:rFonts w:hint="eastAsia"/>
+          <w:b w:val="0"/>
+          <w:bCs w:val="0"/>
+          <w:sz w:val="24"/>
+          <w:szCs w:val="24"/>
+          <w:lang w:val="en-US" w:eastAsia="zh-CN"/>
+        </w:rPr>
+        <w:t>的最大值。</w:t>
+      </w:r>
     </w:p>
     <w:p>
       <w:pPr>
@@ -669,7 +680,7 @@
           <w:szCs w:val="24"/>
           <w:lang w:val="en-US" w:eastAsia="zh-CN"/>
         </w:rPr>
-        <w:t>1 &lt;= d &lt;= 100; 1 &lt;= N &lt;= 50,0000; 1 &lt;= K &lt; = N;</w:t>
+        <w:t>1 &lt;= d &lt;= 100; 2 &lt;= N &lt;= 50,0000; 1 &lt;= K &lt; = N;</w:t>
       </w:r>
     </w:p>
     <w:p>

--- a/Minecraft杯模拟赛Ⅴ/挖地铁/挖地铁.docx
+++ b/Minecraft杯模拟赛Ⅴ/挖地铁/挖地铁.docx
@@ -24,7 +24,7 @@
           <w:szCs w:val="21"/>
           <w:lang w:val="en-US" w:eastAsia="zh-CN"/>
         </w:rPr>
-        <w:t>128MB,2S,digmetro.xxx</w:t>
+        <w:t>512MB,2S,digmetro.xxx</w:t>
       </w:r>
     </w:p>
     <w:p>
@@ -128,7 +128,7 @@
         <w:ind w:firstLine="420" w:firstLineChars="0"/>
         <w:jc w:val="both"/>
         <w:rPr>
-          <w:rFonts w:hint="eastAsia" w:eastAsiaTheme="minorEastAsia"/>
+          <w:rFonts w:hint="eastAsia"/>
           <w:b w:val="0"/>
           <w:bCs w:val="0"/>
           <w:color w:val="auto"/>
@@ -194,6 +194,74 @@
           <w:lang w:val="en-US" w:eastAsia="zh-CN"/>
         </w:rPr>
         <w:t>]时能挖通的挖掘难度之和的最大值。</w:t>
+      </w:r>
+    </w:p>
+    <w:p>
+      <w:pPr>
+        <w:ind w:firstLine="420" w:firstLineChars="0"/>
+        <w:jc w:val="both"/>
+        <w:rPr>
+          <w:rFonts w:hint="eastAsia"/>
+          <w:b w:val="0"/>
+          <w:bCs w:val="0"/>
+          <w:color w:val="auto"/>
+          <w:sz w:val="24"/>
+          <w:szCs w:val="24"/>
+          <w:lang w:val="en-US" w:eastAsia="zh-CN"/>
+        </w:rPr>
+      </w:pPr>
+      <w:r>
+        <w:rPr>
+          <w:rFonts w:hint="eastAsia"/>
+          <w:b w:val="0"/>
+          <w:bCs w:val="0"/>
+          <w:color w:val="auto"/>
+          <w:sz w:val="24"/>
+          <w:szCs w:val="24"/>
+          <w:lang w:val="en-US" w:eastAsia="zh-CN"/>
+        </w:rPr>
+        <w:t>本题可以</w:t>
+      </w:r>
+      <w:bookmarkStart w:id="7" w:name="_GoBack"/>
+      <w:bookmarkEnd w:id="7"/>
+      <w:r>
+        <w:rPr>
+          <w:rFonts w:hint="eastAsia"/>
+          <w:b w:val="0"/>
+          <w:bCs w:val="0"/>
+          <w:color w:val="auto"/>
+          <w:sz w:val="24"/>
+          <w:szCs w:val="24"/>
+          <w:lang w:val="en-US" w:eastAsia="zh-CN"/>
+        </w:rPr>
+        <w:t>开启O2优化，对于OnlineJudge上的C++选手可以在代码开头加入</w:t>
+      </w:r>
+    </w:p>
+    <w:p>
+      <w:pPr>
+        <w:ind w:firstLine="420" w:firstLineChars="0"/>
+        <w:jc w:val="both"/>
+        <w:rPr>
+          <w:rFonts w:hint="eastAsia"/>
+          <w:b w:val="0"/>
+          <w:bCs w:val="0"/>
+          <w:color w:val="auto"/>
+          <w:sz w:val="24"/>
+          <w:szCs w:val="24"/>
+          <w:lang w:val="en-US" w:eastAsia="zh-CN"/>
+        </w:rPr>
+      </w:pPr>
+      <w:r>
+        <w:rPr>
+          <w:rFonts w:hint="eastAsia"/>
+          <w:b w:val="0"/>
+          <w:bCs w:val="0"/>
+          <w:color w:val="auto"/>
+          <w:sz w:val="24"/>
+          <w:szCs w:val="24"/>
+          <w:lang w:val="en-US" w:eastAsia="zh-CN"/>
+        </w:rPr>
+        <w:t>#pragma GCC optimize(2)</w:t>
       </w:r>
     </w:p>
     <w:p>
@@ -415,20 +483,7 @@
           <w:szCs w:val="24"/>
           <w:lang w:val="en-US" w:eastAsia="zh-CN"/>
         </w:rPr>
-        <w:t>接下来need行，第i行一个整数表示爆破次数分别为i时，能挖通的挖掘难度之和</w:t>
-      </w:r>
-      <w:bookmarkStart w:id="7" w:name="_GoBack"/>
-      <w:bookmarkEnd w:id="7"/>
-      <w:r>
-        <w:rPr>
-          <w:rFonts w:hint="eastAsia"/>
-          <w:b w:val="0"/>
-          <w:bCs w:val="0"/>
-          <w:sz w:val="24"/>
-          <w:szCs w:val="24"/>
-          <w:lang w:val="en-US" w:eastAsia="zh-CN"/>
-        </w:rPr>
-        <w:t>的最大值。</w:t>
+        <w:t>接下来need行，第i行一个整数表示爆破次数分别为i时，能挖通的挖掘难度之和的最大值。</w:t>
       </w:r>
     </w:p>
     <w:p>
@@ -496,37 +551,1282 @@
           <w:szCs w:val="24"/>
           <w:lang w:val="en-US" w:eastAsia="zh-CN"/>
         </w:rPr>
-        <w:t>*</w:t>
-      </w:r>
-    </w:p>
-    <w:p>
-      <w:pPr>
-        <w:widowControl w:val="0"/>
-        <w:numPr>
-          <w:ilvl w:val="0"/>
-          <w:numId w:val="0"/>
-        </w:numPr>
-        <w:jc w:val="both"/>
-        <w:rPr>
-          <w:rFonts w:hint="eastAsia"/>
-          <w:b w:val="0"/>
-          <w:bCs w:val="0"/>
-          <w:color w:val="auto"/>
-          <w:sz w:val="24"/>
-          <w:szCs w:val="24"/>
-          <w:lang w:val="en-US" w:eastAsia="zh-CN"/>
-        </w:rPr>
-      </w:pPr>
-      <w:r>
-        <w:rPr>
-          <w:rFonts w:hint="eastAsia"/>
-          <w:b w:val="0"/>
-          <w:bCs w:val="0"/>
-          <w:sz w:val="24"/>
-          <w:szCs w:val="24"/>
-          <w:lang w:val="en-US" w:eastAsia="zh-CN"/>
-        </w:rPr>
-        <w:t>*</w:t>
+        <w:t>【样例一】</w:t>
+      </w:r>
+    </w:p>
+    <w:p>
+      <w:pPr>
+        <w:widowControl w:val="0"/>
+        <w:numPr>
+          <w:ilvl w:val="0"/>
+          <w:numId w:val="0"/>
+        </w:numPr>
+        <w:jc w:val="both"/>
+        <w:rPr>
+          <w:rFonts w:hint="eastAsia"/>
+          <w:b w:val="0"/>
+          <w:bCs w:val="0"/>
+          <w:sz w:val="24"/>
+          <w:szCs w:val="24"/>
+          <w:lang w:val="en-US" w:eastAsia="zh-CN"/>
+        </w:rPr>
+      </w:pPr>
+      <w:r>
+        <w:rPr>
+          <w:rFonts w:hint="eastAsia"/>
+          <w:b w:val="0"/>
+          <w:bCs w:val="0"/>
+          <w:sz w:val="24"/>
+          <w:szCs w:val="24"/>
+          <w:lang w:val="en-US" w:eastAsia="zh-CN"/>
+        </w:rPr>
+        <w:t>4 1</w:t>
+      </w:r>
+    </w:p>
+    <w:p>
+      <w:pPr>
+        <w:widowControl w:val="0"/>
+        <w:numPr>
+          <w:ilvl w:val="0"/>
+          <w:numId w:val="0"/>
+        </w:numPr>
+        <w:jc w:val="both"/>
+        <w:rPr>
+          <w:rFonts w:hint="eastAsia"/>
+          <w:b w:val="0"/>
+          <w:bCs w:val="0"/>
+          <w:sz w:val="24"/>
+          <w:szCs w:val="24"/>
+          <w:lang w:val="en-US" w:eastAsia="zh-CN"/>
+        </w:rPr>
+      </w:pPr>
+      <w:r>
+        <w:rPr>
+          <w:rFonts w:hint="eastAsia"/>
+          <w:b w:val="0"/>
+          <w:bCs w:val="0"/>
+          <w:sz w:val="24"/>
+          <w:szCs w:val="24"/>
+          <w:lang w:val="en-US" w:eastAsia="zh-CN"/>
+        </w:rPr>
+        <w:t>1</w:t>
+      </w:r>
+    </w:p>
+    <w:p>
+      <w:pPr>
+        <w:widowControl w:val="0"/>
+        <w:numPr>
+          <w:ilvl w:val="0"/>
+          <w:numId w:val="0"/>
+        </w:numPr>
+        <w:jc w:val="both"/>
+        <w:rPr>
+          <w:rFonts w:hint="eastAsia"/>
+          <w:b w:val="0"/>
+          <w:bCs w:val="0"/>
+          <w:sz w:val="24"/>
+          <w:szCs w:val="24"/>
+          <w:lang w:val="en-US" w:eastAsia="zh-CN"/>
+        </w:rPr>
+      </w:pPr>
+      <w:r>
+        <w:rPr>
+          <w:rFonts w:hint="eastAsia"/>
+          <w:b w:val="0"/>
+          <w:bCs w:val="0"/>
+          <w:sz w:val="24"/>
+          <w:szCs w:val="24"/>
+          <w:lang w:val="en-US" w:eastAsia="zh-CN"/>
+        </w:rPr>
+        <w:t>1 2 2</w:t>
+      </w:r>
+    </w:p>
+    <w:p>
+      <w:pPr>
+        <w:widowControl w:val="0"/>
+        <w:numPr>
+          <w:ilvl w:val="0"/>
+          <w:numId w:val="0"/>
+        </w:numPr>
+        <w:jc w:val="both"/>
+        <w:rPr>
+          <w:rFonts w:hint="eastAsia"/>
+          <w:b w:val="0"/>
+          <w:bCs w:val="0"/>
+          <w:sz w:val="24"/>
+          <w:szCs w:val="24"/>
+          <w:lang w:val="en-US" w:eastAsia="zh-CN"/>
+        </w:rPr>
+      </w:pPr>
+      <w:r>
+        <w:rPr>
+          <w:rFonts w:hint="eastAsia"/>
+          <w:b w:val="0"/>
+          <w:bCs w:val="0"/>
+          <w:sz w:val="24"/>
+          <w:szCs w:val="24"/>
+          <w:lang w:val="en-US" w:eastAsia="zh-CN"/>
+        </w:rPr>
+        <w:t>2 3 2</w:t>
+      </w:r>
+    </w:p>
+    <w:p>
+      <w:pPr>
+        <w:widowControl w:val="0"/>
+        <w:numPr>
+          <w:ilvl w:val="0"/>
+          <w:numId w:val="0"/>
+        </w:numPr>
+        <w:jc w:val="both"/>
+        <w:rPr>
+          <w:rFonts w:hint="eastAsia"/>
+          <w:b w:val="0"/>
+          <w:bCs w:val="0"/>
+          <w:sz w:val="24"/>
+          <w:szCs w:val="24"/>
+          <w:lang w:val="en-US" w:eastAsia="zh-CN"/>
+        </w:rPr>
+      </w:pPr>
+      <w:r>
+        <w:rPr>
+          <w:rFonts w:hint="eastAsia"/>
+          <w:b w:val="0"/>
+          <w:bCs w:val="0"/>
+          <w:sz w:val="24"/>
+          <w:szCs w:val="24"/>
+          <w:lang w:val="en-US" w:eastAsia="zh-CN"/>
+        </w:rPr>
+        <w:t>2 4 1</w:t>
+      </w:r>
+    </w:p>
+    <w:p>
+      <w:pPr>
+        <w:widowControl w:val="0"/>
+        <w:numPr>
+          <w:ilvl w:val="0"/>
+          <w:numId w:val="0"/>
+        </w:numPr>
+        <w:jc w:val="both"/>
+        <w:rPr>
+          <w:rFonts w:hint="eastAsia"/>
+          <w:b w:val="0"/>
+          <w:bCs w:val="0"/>
+          <w:color w:val="auto"/>
+          <w:sz w:val="24"/>
+          <w:szCs w:val="24"/>
+          <w:lang w:val="en-US" w:eastAsia="zh-CN"/>
+        </w:rPr>
+      </w:pPr>
+    </w:p>
+    <w:p>
+      <w:pPr>
+        <w:widowControl w:val="0"/>
+        <w:numPr>
+          <w:ilvl w:val="0"/>
+          <w:numId w:val="0"/>
+        </w:numPr>
+        <w:jc w:val="both"/>
+        <w:rPr>
+          <w:rFonts w:hint="eastAsia"/>
+          <w:b w:val="0"/>
+          <w:bCs w:val="0"/>
+          <w:color w:val="auto"/>
+          <w:sz w:val="24"/>
+          <w:szCs w:val="24"/>
+          <w:lang w:val="en-US" w:eastAsia="zh-CN"/>
+        </w:rPr>
+      </w:pPr>
+      <w:r>
+        <w:rPr>
+          <w:rFonts w:hint="eastAsia"/>
+          <w:b w:val="0"/>
+          <w:bCs w:val="0"/>
+          <w:color w:val="auto"/>
+          <w:sz w:val="24"/>
+          <w:szCs w:val="24"/>
+          <w:lang w:val="en-US" w:eastAsia="zh-CN"/>
+        </w:rPr>
+        <w:t>【样例二】</w:t>
+      </w:r>
+    </w:p>
+    <w:p>
+      <w:pPr>
+        <w:widowControl w:val="0"/>
+        <w:numPr>
+          <w:ilvl w:val="0"/>
+          <w:numId w:val="0"/>
+        </w:numPr>
+        <w:jc w:val="both"/>
+        <w:rPr>
+          <w:rFonts w:hint="eastAsia"/>
+          <w:b w:val="0"/>
+          <w:bCs w:val="0"/>
+          <w:color w:val="auto"/>
+          <w:sz w:val="24"/>
+          <w:szCs w:val="24"/>
+          <w:lang w:val="en-US" w:eastAsia="zh-CN"/>
+        </w:rPr>
+      </w:pPr>
+      <w:r>
+        <w:rPr>
+          <w:rFonts w:hint="eastAsia"/>
+          <w:b w:val="0"/>
+          <w:bCs w:val="0"/>
+          <w:color w:val="auto"/>
+          <w:sz w:val="24"/>
+          <w:szCs w:val="24"/>
+          <w:lang w:val="en-US" w:eastAsia="zh-CN"/>
+        </w:rPr>
+        <w:t>6 2</w:t>
+      </w:r>
+    </w:p>
+    <w:p>
+      <w:pPr>
+        <w:widowControl w:val="0"/>
+        <w:numPr>
+          <w:ilvl w:val="0"/>
+          <w:numId w:val="0"/>
+        </w:numPr>
+        <w:jc w:val="both"/>
+        <w:rPr>
+          <w:rFonts w:hint="eastAsia"/>
+          <w:b w:val="0"/>
+          <w:bCs w:val="0"/>
+          <w:color w:val="auto"/>
+          <w:sz w:val="24"/>
+          <w:szCs w:val="24"/>
+          <w:lang w:val="en-US" w:eastAsia="zh-CN"/>
+        </w:rPr>
+      </w:pPr>
+      <w:r>
+        <w:rPr>
+          <w:rFonts w:hint="eastAsia"/>
+          <w:b w:val="0"/>
+          <w:bCs w:val="0"/>
+          <w:color w:val="auto"/>
+          <w:sz w:val="24"/>
+          <w:szCs w:val="24"/>
+          <w:lang w:val="en-US" w:eastAsia="zh-CN"/>
+        </w:rPr>
+        <w:t>1 5</w:t>
+      </w:r>
+    </w:p>
+    <w:p>
+      <w:pPr>
+        <w:widowControl w:val="0"/>
+        <w:numPr>
+          <w:ilvl w:val="0"/>
+          <w:numId w:val="0"/>
+        </w:numPr>
+        <w:jc w:val="both"/>
+        <w:rPr>
+          <w:rFonts w:hint="eastAsia"/>
+          <w:b w:val="0"/>
+          <w:bCs w:val="0"/>
+          <w:color w:val="auto"/>
+          <w:sz w:val="24"/>
+          <w:szCs w:val="24"/>
+          <w:lang w:val="en-US" w:eastAsia="zh-CN"/>
+        </w:rPr>
+      </w:pPr>
+      <w:r>
+        <w:rPr>
+          <w:rFonts w:hint="eastAsia"/>
+          <w:b w:val="0"/>
+          <w:bCs w:val="0"/>
+          <w:color w:val="auto"/>
+          <w:sz w:val="24"/>
+          <w:szCs w:val="24"/>
+          <w:lang w:val="en-US" w:eastAsia="zh-CN"/>
+        </w:rPr>
+        <w:t>1 2 1</w:t>
+      </w:r>
+    </w:p>
+    <w:p>
+      <w:pPr>
+        <w:widowControl w:val="0"/>
+        <w:numPr>
+          <w:ilvl w:val="0"/>
+          <w:numId w:val="0"/>
+        </w:numPr>
+        <w:jc w:val="both"/>
+        <w:rPr>
+          <w:rFonts w:hint="eastAsia"/>
+          <w:b w:val="0"/>
+          <w:bCs w:val="0"/>
+          <w:color w:val="auto"/>
+          <w:sz w:val="24"/>
+          <w:szCs w:val="24"/>
+          <w:lang w:val="en-US" w:eastAsia="zh-CN"/>
+        </w:rPr>
+      </w:pPr>
+      <w:r>
+        <w:rPr>
+          <w:rFonts w:hint="eastAsia"/>
+          <w:b w:val="0"/>
+          <w:bCs w:val="0"/>
+          <w:color w:val="auto"/>
+          <w:sz w:val="24"/>
+          <w:szCs w:val="24"/>
+          <w:lang w:val="en-US" w:eastAsia="zh-CN"/>
+        </w:rPr>
+        <w:t>2 3 10</w:t>
+      </w:r>
+    </w:p>
+    <w:p>
+      <w:pPr>
+        <w:widowControl w:val="0"/>
+        <w:numPr>
+          <w:ilvl w:val="0"/>
+          <w:numId w:val="0"/>
+        </w:numPr>
+        <w:jc w:val="both"/>
+        <w:rPr>
+          <w:rFonts w:hint="eastAsia"/>
+          <w:b w:val="0"/>
+          <w:bCs w:val="0"/>
+          <w:color w:val="auto"/>
+          <w:sz w:val="24"/>
+          <w:szCs w:val="24"/>
+          <w:lang w:val="en-US" w:eastAsia="zh-CN"/>
+        </w:rPr>
+      </w:pPr>
+      <w:r>
+        <w:rPr>
+          <w:rFonts w:hint="eastAsia"/>
+          <w:b w:val="0"/>
+          <w:bCs w:val="0"/>
+          <w:color w:val="auto"/>
+          <w:sz w:val="24"/>
+          <w:szCs w:val="24"/>
+          <w:lang w:val="en-US" w:eastAsia="zh-CN"/>
+        </w:rPr>
+        <w:t>2 4 1</w:t>
+      </w:r>
+    </w:p>
+    <w:p>
+      <w:pPr>
+        <w:widowControl w:val="0"/>
+        <w:numPr>
+          <w:ilvl w:val="0"/>
+          <w:numId w:val="0"/>
+        </w:numPr>
+        <w:jc w:val="both"/>
+        <w:rPr>
+          <w:rFonts w:hint="eastAsia"/>
+          <w:b w:val="0"/>
+          <w:bCs w:val="0"/>
+          <w:color w:val="auto"/>
+          <w:sz w:val="24"/>
+          <w:szCs w:val="24"/>
+          <w:lang w:val="en-US" w:eastAsia="zh-CN"/>
+        </w:rPr>
+      </w:pPr>
+      <w:r>
+        <w:rPr>
+          <w:rFonts w:hint="eastAsia"/>
+          <w:b w:val="0"/>
+          <w:bCs w:val="0"/>
+          <w:color w:val="auto"/>
+          <w:sz w:val="24"/>
+          <w:szCs w:val="24"/>
+          <w:lang w:val="en-US" w:eastAsia="zh-CN"/>
+        </w:rPr>
+        <w:t>5 4 1</w:t>
+      </w:r>
+    </w:p>
+    <w:p>
+      <w:pPr>
+        <w:widowControl w:val="0"/>
+        <w:numPr>
+          <w:ilvl w:val="0"/>
+          <w:numId w:val="0"/>
+        </w:numPr>
+        <w:jc w:val="both"/>
+        <w:rPr>
+          <w:rFonts w:hint="eastAsia"/>
+          <w:b w:val="0"/>
+          <w:bCs w:val="0"/>
+          <w:color w:val="auto"/>
+          <w:sz w:val="24"/>
+          <w:szCs w:val="24"/>
+          <w:lang w:val="en-US" w:eastAsia="zh-CN"/>
+        </w:rPr>
+      </w:pPr>
+      <w:r>
+        <w:rPr>
+          <w:rFonts w:hint="eastAsia"/>
+          <w:b w:val="0"/>
+          <w:bCs w:val="0"/>
+          <w:color w:val="auto"/>
+          <w:sz w:val="24"/>
+          <w:szCs w:val="24"/>
+          <w:lang w:val="en-US" w:eastAsia="zh-CN"/>
+        </w:rPr>
+        <w:t>6 4 1</w:t>
+      </w:r>
+    </w:p>
+    <w:p>
+      <w:pPr>
+        <w:widowControl w:val="0"/>
+        <w:numPr>
+          <w:ilvl w:val="0"/>
+          <w:numId w:val="0"/>
+        </w:numPr>
+        <w:jc w:val="both"/>
+        <w:rPr>
+          <w:rFonts w:hint="eastAsia"/>
+          <w:b w:val="0"/>
+          <w:bCs w:val="0"/>
+          <w:color w:val="auto"/>
+          <w:sz w:val="24"/>
+          <w:szCs w:val="24"/>
+          <w:lang w:val="en-US" w:eastAsia="zh-CN"/>
+        </w:rPr>
+      </w:pPr>
+    </w:p>
+    <w:p>
+      <w:pPr>
+        <w:widowControl w:val="0"/>
+        <w:numPr>
+          <w:ilvl w:val="0"/>
+          <w:numId w:val="0"/>
+        </w:numPr>
+        <w:jc w:val="both"/>
+        <w:rPr>
+          <w:rFonts w:hint="eastAsia"/>
+          <w:b w:val="0"/>
+          <w:bCs w:val="0"/>
+          <w:color w:val="auto"/>
+          <w:sz w:val="24"/>
+          <w:szCs w:val="24"/>
+          <w:lang w:val="en-US" w:eastAsia="zh-CN"/>
+        </w:rPr>
+      </w:pPr>
+      <w:r>
+        <w:rPr>
+          <w:rFonts w:hint="eastAsia"/>
+          <w:b w:val="0"/>
+          <w:bCs w:val="0"/>
+          <w:color w:val="auto"/>
+          <w:sz w:val="24"/>
+          <w:szCs w:val="24"/>
+          <w:lang w:val="en-US" w:eastAsia="zh-CN"/>
+        </w:rPr>
+        <w:t>【样例三】</w:t>
+      </w:r>
+    </w:p>
+    <w:p>
+      <w:pPr>
+        <w:widowControl w:val="0"/>
+        <w:numPr>
+          <w:ilvl w:val="0"/>
+          <w:numId w:val="0"/>
+        </w:numPr>
+        <w:jc w:val="both"/>
+        <w:rPr>
+          <w:rFonts w:hint="eastAsia"/>
+          <w:b w:val="0"/>
+          <w:bCs w:val="0"/>
+          <w:color w:val="auto"/>
+          <w:sz w:val="24"/>
+          <w:szCs w:val="24"/>
+          <w:lang w:val="en-US" w:eastAsia="zh-CN"/>
+        </w:rPr>
+      </w:pPr>
+      <w:r>
+        <w:rPr>
+          <w:rFonts w:hint="eastAsia"/>
+          <w:b w:val="0"/>
+          <w:bCs w:val="0"/>
+          <w:color w:val="auto"/>
+          <w:sz w:val="24"/>
+          <w:szCs w:val="24"/>
+          <w:lang w:val="en-US" w:eastAsia="zh-CN"/>
+        </w:rPr>
+        <w:t>6 2</w:t>
+      </w:r>
+    </w:p>
+    <w:p>
+      <w:pPr>
+        <w:widowControl w:val="0"/>
+        <w:numPr>
+          <w:ilvl w:val="0"/>
+          <w:numId w:val="0"/>
+        </w:numPr>
+        <w:jc w:val="both"/>
+        <w:rPr>
+          <w:rFonts w:hint="eastAsia"/>
+          <w:b w:val="0"/>
+          <w:bCs w:val="0"/>
+          <w:color w:val="auto"/>
+          <w:sz w:val="24"/>
+          <w:szCs w:val="24"/>
+          <w:lang w:val="en-US" w:eastAsia="zh-CN"/>
+        </w:rPr>
+      </w:pPr>
+      <w:r>
+        <w:rPr>
+          <w:rFonts w:hint="eastAsia"/>
+          <w:b w:val="0"/>
+          <w:bCs w:val="0"/>
+          <w:color w:val="auto"/>
+          <w:sz w:val="24"/>
+          <w:szCs w:val="24"/>
+          <w:lang w:val="en-US" w:eastAsia="zh-CN"/>
+        </w:rPr>
+        <w:t>1 2</w:t>
+      </w:r>
+    </w:p>
+    <w:p>
+      <w:pPr>
+        <w:widowControl w:val="0"/>
+        <w:numPr>
+          <w:ilvl w:val="0"/>
+          <w:numId w:val="0"/>
+        </w:numPr>
+        <w:jc w:val="both"/>
+        <w:rPr>
+          <w:rFonts w:hint="eastAsia"/>
+          <w:b w:val="0"/>
+          <w:bCs w:val="0"/>
+          <w:color w:val="auto"/>
+          <w:sz w:val="24"/>
+          <w:szCs w:val="24"/>
+          <w:lang w:val="en-US" w:eastAsia="zh-CN"/>
+        </w:rPr>
+      </w:pPr>
+      <w:r>
+        <w:rPr>
+          <w:rFonts w:hint="eastAsia"/>
+          <w:b w:val="0"/>
+          <w:bCs w:val="0"/>
+          <w:color w:val="auto"/>
+          <w:sz w:val="24"/>
+          <w:szCs w:val="24"/>
+          <w:lang w:val="en-US" w:eastAsia="zh-CN"/>
+        </w:rPr>
+        <w:t>1 2 3</w:t>
+      </w:r>
+    </w:p>
+    <w:p>
+      <w:pPr>
+        <w:widowControl w:val="0"/>
+        <w:numPr>
+          <w:ilvl w:val="0"/>
+          <w:numId w:val="0"/>
+        </w:numPr>
+        <w:jc w:val="both"/>
+        <w:rPr>
+          <w:rFonts w:hint="eastAsia"/>
+          <w:b w:val="0"/>
+          <w:bCs w:val="0"/>
+          <w:color w:val="auto"/>
+          <w:sz w:val="24"/>
+          <w:szCs w:val="24"/>
+          <w:lang w:val="en-US" w:eastAsia="zh-CN"/>
+        </w:rPr>
+      </w:pPr>
+      <w:r>
+        <w:rPr>
+          <w:rFonts w:hint="eastAsia"/>
+          <w:b w:val="0"/>
+          <w:bCs w:val="0"/>
+          <w:color w:val="auto"/>
+          <w:sz w:val="24"/>
+          <w:szCs w:val="24"/>
+          <w:lang w:val="en-US" w:eastAsia="zh-CN"/>
+        </w:rPr>
+        <w:t>2 3 10</w:t>
+      </w:r>
+    </w:p>
+    <w:p>
+      <w:pPr>
+        <w:widowControl w:val="0"/>
+        <w:numPr>
+          <w:ilvl w:val="0"/>
+          <w:numId w:val="0"/>
+        </w:numPr>
+        <w:jc w:val="both"/>
+        <w:rPr>
+          <w:rFonts w:hint="eastAsia"/>
+          <w:b w:val="0"/>
+          <w:bCs w:val="0"/>
+          <w:color w:val="auto"/>
+          <w:sz w:val="24"/>
+          <w:szCs w:val="24"/>
+          <w:lang w:val="en-US" w:eastAsia="zh-CN"/>
+        </w:rPr>
+      </w:pPr>
+      <w:r>
+        <w:rPr>
+          <w:rFonts w:hint="eastAsia"/>
+          <w:b w:val="0"/>
+          <w:bCs w:val="0"/>
+          <w:color w:val="auto"/>
+          <w:sz w:val="24"/>
+          <w:szCs w:val="24"/>
+          <w:lang w:val="en-US" w:eastAsia="zh-CN"/>
+        </w:rPr>
+        <w:t>2 4 1</w:t>
+      </w:r>
+    </w:p>
+    <w:p>
+      <w:pPr>
+        <w:widowControl w:val="0"/>
+        <w:numPr>
+          <w:ilvl w:val="0"/>
+          <w:numId w:val="0"/>
+        </w:numPr>
+        <w:jc w:val="both"/>
+        <w:rPr>
+          <w:rFonts w:hint="eastAsia"/>
+          <w:b w:val="0"/>
+          <w:bCs w:val="0"/>
+          <w:color w:val="auto"/>
+          <w:sz w:val="24"/>
+          <w:szCs w:val="24"/>
+          <w:lang w:val="en-US" w:eastAsia="zh-CN"/>
+        </w:rPr>
+      </w:pPr>
+      <w:r>
+        <w:rPr>
+          <w:rFonts w:hint="eastAsia"/>
+          <w:b w:val="0"/>
+          <w:bCs w:val="0"/>
+          <w:color w:val="auto"/>
+          <w:sz w:val="24"/>
+          <w:szCs w:val="24"/>
+          <w:lang w:val="en-US" w:eastAsia="zh-CN"/>
+        </w:rPr>
+        <w:t>5 4 1</w:t>
+      </w:r>
+    </w:p>
+    <w:p>
+      <w:pPr>
+        <w:widowControl w:val="0"/>
+        <w:numPr>
+          <w:ilvl w:val="0"/>
+          <w:numId w:val="0"/>
+        </w:numPr>
+        <w:jc w:val="both"/>
+        <w:rPr>
+          <w:rFonts w:hint="eastAsia"/>
+          <w:b w:val="0"/>
+          <w:bCs w:val="0"/>
+          <w:color w:val="auto"/>
+          <w:sz w:val="24"/>
+          <w:szCs w:val="24"/>
+          <w:lang w:val="en-US" w:eastAsia="zh-CN"/>
+        </w:rPr>
+      </w:pPr>
+      <w:r>
+        <w:rPr>
+          <w:rFonts w:hint="eastAsia"/>
+          <w:b w:val="0"/>
+          <w:bCs w:val="0"/>
+          <w:color w:val="auto"/>
+          <w:sz w:val="24"/>
+          <w:szCs w:val="24"/>
+          <w:lang w:val="en-US" w:eastAsia="zh-CN"/>
+        </w:rPr>
+        <w:t>6 4 1</w:t>
+      </w:r>
+    </w:p>
+    <w:p>
+      <w:pPr>
+        <w:widowControl w:val="0"/>
+        <w:numPr>
+          <w:ilvl w:val="0"/>
+          <w:numId w:val="0"/>
+        </w:numPr>
+        <w:jc w:val="both"/>
+        <w:rPr>
+          <w:rFonts w:hint="eastAsia"/>
+          <w:b w:val="0"/>
+          <w:bCs w:val="0"/>
+          <w:color w:val="auto"/>
+          <w:sz w:val="24"/>
+          <w:szCs w:val="24"/>
+          <w:lang w:val="en-US" w:eastAsia="zh-CN"/>
+        </w:rPr>
+      </w:pPr>
+    </w:p>
+    <w:p>
+      <w:pPr>
+        <w:widowControl w:val="0"/>
+        <w:numPr>
+          <w:ilvl w:val="0"/>
+          <w:numId w:val="0"/>
+        </w:numPr>
+        <w:jc w:val="both"/>
+        <w:rPr>
+          <w:rFonts w:hint="eastAsia"/>
+          <w:b w:val="0"/>
+          <w:bCs w:val="0"/>
+          <w:color w:val="auto"/>
+          <w:sz w:val="24"/>
+          <w:szCs w:val="24"/>
+          <w:lang w:val="en-US" w:eastAsia="zh-CN"/>
+        </w:rPr>
+      </w:pPr>
+      <w:r>
+        <w:rPr>
+          <w:rFonts w:hint="eastAsia"/>
+          <w:b w:val="0"/>
+          <w:bCs w:val="0"/>
+          <w:color w:val="auto"/>
+          <w:sz w:val="24"/>
+          <w:szCs w:val="24"/>
+          <w:lang w:val="en-US" w:eastAsia="zh-CN"/>
+        </w:rPr>
+        <w:t>【样例四】</w:t>
+      </w:r>
+    </w:p>
+    <w:p>
+      <w:pPr>
+        <w:widowControl w:val="0"/>
+        <w:numPr>
+          <w:ilvl w:val="0"/>
+          <w:numId w:val="0"/>
+        </w:numPr>
+        <w:jc w:val="both"/>
+        <w:rPr>
+          <w:rFonts w:hint="eastAsia"/>
+          <w:b w:val="0"/>
+          <w:bCs w:val="0"/>
+          <w:color w:val="auto"/>
+          <w:sz w:val="24"/>
+          <w:szCs w:val="24"/>
+          <w:lang w:val="en-US" w:eastAsia="zh-CN"/>
+        </w:rPr>
+      </w:pPr>
+      <w:r>
+        <w:rPr>
+          <w:rFonts w:hint="eastAsia"/>
+          <w:b w:val="0"/>
+          <w:bCs w:val="0"/>
+          <w:color w:val="auto"/>
+          <w:sz w:val="24"/>
+          <w:szCs w:val="24"/>
+          <w:lang w:val="en-US" w:eastAsia="zh-CN"/>
+        </w:rPr>
+        <w:t>9 3</w:t>
+      </w:r>
+    </w:p>
+    <w:p>
+      <w:pPr>
+        <w:widowControl w:val="0"/>
+        <w:numPr>
+          <w:ilvl w:val="0"/>
+          <w:numId w:val="0"/>
+        </w:numPr>
+        <w:jc w:val="both"/>
+        <w:rPr>
+          <w:rFonts w:hint="eastAsia"/>
+          <w:b w:val="0"/>
+          <w:bCs w:val="0"/>
+          <w:color w:val="auto"/>
+          <w:sz w:val="24"/>
+          <w:szCs w:val="24"/>
+          <w:lang w:val="en-US" w:eastAsia="zh-CN"/>
+        </w:rPr>
+      </w:pPr>
+      <w:r>
+        <w:rPr>
+          <w:rFonts w:hint="eastAsia"/>
+          <w:b w:val="0"/>
+          <w:bCs w:val="0"/>
+          <w:color w:val="auto"/>
+          <w:sz w:val="24"/>
+          <w:szCs w:val="24"/>
+          <w:lang w:val="en-US" w:eastAsia="zh-CN"/>
+        </w:rPr>
+        <w:t>4 6 9</w:t>
+      </w:r>
+    </w:p>
+    <w:p>
+      <w:pPr>
+        <w:widowControl w:val="0"/>
+        <w:numPr>
+          <w:ilvl w:val="0"/>
+          <w:numId w:val="0"/>
+        </w:numPr>
+        <w:jc w:val="both"/>
+        <w:rPr>
+          <w:rFonts w:hint="eastAsia"/>
+          <w:b w:val="0"/>
+          <w:bCs w:val="0"/>
+          <w:color w:val="auto"/>
+          <w:sz w:val="24"/>
+          <w:szCs w:val="24"/>
+          <w:lang w:val="en-US" w:eastAsia="zh-CN"/>
+        </w:rPr>
+      </w:pPr>
+      <w:r>
+        <w:rPr>
+          <w:rFonts w:hint="eastAsia"/>
+          <w:b w:val="0"/>
+          <w:bCs w:val="0"/>
+          <w:color w:val="auto"/>
+          <w:sz w:val="24"/>
+          <w:szCs w:val="24"/>
+          <w:lang w:val="en-US" w:eastAsia="zh-CN"/>
+        </w:rPr>
+        <w:t>1 2 10</w:t>
+      </w:r>
+    </w:p>
+    <w:p>
+      <w:pPr>
+        <w:widowControl w:val="0"/>
+        <w:numPr>
+          <w:ilvl w:val="0"/>
+          <w:numId w:val="0"/>
+        </w:numPr>
+        <w:jc w:val="both"/>
+        <w:rPr>
+          <w:rFonts w:hint="eastAsia"/>
+          <w:b w:val="0"/>
+          <w:bCs w:val="0"/>
+          <w:color w:val="auto"/>
+          <w:sz w:val="24"/>
+          <w:szCs w:val="24"/>
+          <w:lang w:val="en-US" w:eastAsia="zh-CN"/>
+        </w:rPr>
+      </w:pPr>
+      <w:r>
+        <w:rPr>
+          <w:rFonts w:hint="eastAsia"/>
+          <w:b w:val="0"/>
+          <w:bCs w:val="0"/>
+          <w:color w:val="auto"/>
+          <w:sz w:val="24"/>
+          <w:szCs w:val="24"/>
+          <w:lang w:val="en-US" w:eastAsia="zh-CN"/>
+        </w:rPr>
+        <w:t>2 3 10</w:t>
+      </w:r>
+    </w:p>
+    <w:p>
+      <w:pPr>
+        <w:widowControl w:val="0"/>
+        <w:numPr>
+          <w:ilvl w:val="0"/>
+          <w:numId w:val="0"/>
+        </w:numPr>
+        <w:jc w:val="both"/>
+        <w:rPr>
+          <w:rFonts w:hint="eastAsia"/>
+          <w:b w:val="0"/>
+          <w:bCs w:val="0"/>
+          <w:color w:val="auto"/>
+          <w:sz w:val="24"/>
+          <w:szCs w:val="24"/>
+          <w:lang w:val="en-US" w:eastAsia="zh-CN"/>
+        </w:rPr>
+      </w:pPr>
+      <w:r>
+        <w:rPr>
+          <w:rFonts w:hint="eastAsia"/>
+          <w:b w:val="0"/>
+          <w:bCs w:val="0"/>
+          <w:color w:val="auto"/>
+          <w:sz w:val="24"/>
+          <w:szCs w:val="24"/>
+          <w:lang w:val="en-US" w:eastAsia="zh-CN"/>
+        </w:rPr>
+        <w:t>3 4 10</w:t>
+      </w:r>
+    </w:p>
+    <w:p>
+      <w:pPr>
+        <w:widowControl w:val="0"/>
+        <w:numPr>
+          <w:ilvl w:val="0"/>
+          <w:numId w:val="0"/>
+        </w:numPr>
+        <w:jc w:val="both"/>
+        <w:rPr>
+          <w:rFonts w:hint="eastAsia"/>
+          <w:b w:val="0"/>
+          <w:bCs w:val="0"/>
+          <w:color w:val="auto"/>
+          <w:sz w:val="24"/>
+          <w:szCs w:val="24"/>
+          <w:lang w:val="en-US" w:eastAsia="zh-CN"/>
+        </w:rPr>
+      </w:pPr>
+      <w:r>
+        <w:rPr>
+          <w:rFonts w:hint="eastAsia"/>
+          <w:b w:val="0"/>
+          <w:bCs w:val="0"/>
+          <w:color w:val="auto"/>
+          <w:sz w:val="24"/>
+          <w:szCs w:val="24"/>
+          <w:lang w:val="en-US" w:eastAsia="zh-CN"/>
+        </w:rPr>
+        <w:t>3 5 1</w:t>
+      </w:r>
+    </w:p>
+    <w:p>
+      <w:pPr>
+        <w:widowControl w:val="0"/>
+        <w:numPr>
+          <w:ilvl w:val="0"/>
+          <w:numId w:val="0"/>
+        </w:numPr>
+        <w:jc w:val="both"/>
+        <w:rPr>
+          <w:rFonts w:hint="eastAsia"/>
+          <w:b w:val="0"/>
+          <w:bCs w:val="0"/>
+          <w:color w:val="auto"/>
+          <w:sz w:val="24"/>
+          <w:szCs w:val="24"/>
+          <w:lang w:val="en-US" w:eastAsia="zh-CN"/>
+        </w:rPr>
+      </w:pPr>
+      <w:r>
+        <w:rPr>
+          <w:rFonts w:hint="eastAsia"/>
+          <w:b w:val="0"/>
+          <w:bCs w:val="0"/>
+          <w:color w:val="auto"/>
+          <w:sz w:val="24"/>
+          <w:szCs w:val="24"/>
+          <w:lang w:val="en-US" w:eastAsia="zh-CN"/>
+        </w:rPr>
+        <w:t>2 6 1</w:t>
+      </w:r>
+    </w:p>
+    <w:p>
+      <w:pPr>
+        <w:widowControl w:val="0"/>
+        <w:numPr>
+          <w:ilvl w:val="0"/>
+          <w:numId w:val="0"/>
+        </w:numPr>
+        <w:jc w:val="both"/>
+        <w:rPr>
+          <w:rFonts w:hint="eastAsia"/>
+          <w:b w:val="0"/>
+          <w:bCs w:val="0"/>
+          <w:color w:val="auto"/>
+          <w:sz w:val="24"/>
+          <w:szCs w:val="24"/>
+          <w:lang w:val="en-US" w:eastAsia="zh-CN"/>
+        </w:rPr>
+      </w:pPr>
+      <w:r>
+        <w:rPr>
+          <w:rFonts w:hint="eastAsia"/>
+          <w:b w:val="0"/>
+          <w:bCs w:val="0"/>
+          <w:color w:val="auto"/>
+          <w:sz w:val="24"/>
+          <w:szCs w:val="24"/>
+          <w:lang w:val="en-US" w:eastAsia="zh-CN"/>
+        </w:rPr>
+        <w:t>3 7 1</w:t>
+      </w:r>
+    </w:p>
+    <w:p>
+      <w:pPr>
+        <w:widowControl w:val="0"/>
+        <w:numPr>
+          <w:ilvl w:val="0"/>
+          <w:numId w:val="0"/>
+        </w:numPr>
+        <w:jc w:val="both"/>
+        <w:rPr>
+          <w:rFonts w:hint="eastAsia"/>
+          <w:b w:val="0"/>
+          <w:bCs w:val="0"/>
+          <w:color w:val="auto"/>
+          <w:sz w:val="24"/>
+          <w:szCs w:val="24"/>
+          <w:lang w:val="en-US" w:eastAsia="zh-CN"/>
+        </w:rPr>
+      </w:pPr>
+      <w:r>
+        <w:rPr>
+          <w:rFonts w:hint="eastAsia"/>
+          <w:b w:val="0"/>
+          <w:bCs w:val="0"/>
+          <w:color w:val="auto"/>
+          <w:sz w:val="24"/>
+          <w:szCs w:val="24"/>
+          <w:lang w:val="en-US" w:eastAsia="zh-CN"/>
+        </w:rPr>
+        <w:t>7 8 1</w:t>
+      </w:r>
+    </w:p>
+    <w:p>
+      <w:pPr>
+        <w:widowControl w:val="0"/>
+        <w:numPr>
+          <w:ilvl w:val="0"/>
+          <w:numId w:val="0"/>
+        </w:numPr>
+        <w:jc w:val="both"/>
+        <w:rPr>
+          <w:rFonts w:hint="eastAsia"/>
+          <w:b w:val="0"/>
+          <w:bCs w:val="0"/>
+          <w:color w:val="auto"/>
+          <w:sz w:val="24"/>
+          <w:szCs w:val="24"/>
+          <w:lang w:val="en-US" w:eastAsia="zh-CN"/>
+        </w:rPr>
+      </w:pPr>
+      <w:r>
+        <w:rPr>
+          <w:rFonts w:hint="eastAsia"/>
+          <w:b w:val="0"/>
+          <w:bCs w:val="0"/>
+          <w:color w:val="auto"/>
+          <w:sz w:val="24"/>
+          <w:szCs w:val="24"/>
+          <w:lang w:val="en-US" w:eastAsia="zh-CN"/>
+        </w:rPr>
+        <w:t>7 9 1</w:t>
+      </w:r>
+    </w:p>
+    <w:p>
+      <w:pPr>
+        <w:widowControl w:val="0"/>
+        <w:numPr>
+          <w:ilvl w:val="0"/>
+          <w:numId w:val="0"/>
+        </w:numPr>
+        <w:jc w:val="both"/>
+        <w:rPr>
+          <w:rFonts w:hint="eastAsia"/>
+          <w:b w:val="0"/>
+          <w:bCs w:val="0"/>
+          <w:color w:val="auto"/>
+          <w:sz w:val="24"/>
+          <w:szCs w:val="24"/>
+          <w:lang w:val="en-US" w:eastAsia="zh-CN"/>
+        </w:rPr>
+      </w:pPr>
+    </w:p>
+    <w:p>
+      <w:pPr>
+        <w:widowControl w:val="0"/>
+        <w:numPr>
+          <w:ilvl w:val="0"/>
+          <w:numId w:val="0"/>
+        </w:numPr>
+        <w:jc w:val="both"/>
+        <w:rPr>
+          <w:rFonts w:hint="eastAsia"/>
+          <w:b w:val="0"/>
+          <w:bCs w:val="0"/>
+          <w:color w:val="auto"/>
+          <w:sz w:val="24"/>
+          <w:szCs w:val="24"/>
+          <w:lang w:val="en-US" w:eastAsia="zh-CN"/>
+        </w:rPr>
+      </w:pPr>
+      <w:r>
+        <w:rPr>
+          <w:rFonts w:hint="eastAsia"/>
+          <w:b w:val="0"/>
+          <w:bCs w:val="0"/>
+          <w:color w:val="auto"/>
+          <w:sz w:val="24"/>
+          <w:szCs w:val="24"/>
+          <w:lang w:val="en-US" w:eastAsia="zh-CN"/>
+        </w:rPr>
+        <w:t>【样例五】</w:t>
+      </w:r>
+    </w:p>
+    <w:p>
+      <w:pPr>
+        <w:widowControl w:val="0"/>
+        <w:numPr>
+          <w:ilvl w:val="0"/>
+          <w:numId w:val="0"/>
+        </w:numPr>
+        <w:jc w:val="both"/>
+        <w:rPr>
+          <w:rFonts w:hint="eastAsia"/>
+          <w:b w:val="0"/>
+          <w:bCs w:val="0"/>
+          <w:color w:val="auto"/>
+          <w:sz w:val="24"/>
+          <w:szCs w:val="24"/>
+          <w:lang w:val="en-US" w:eastAsia="zh-CN"/>
+        </w:rPr>
+      </w:pPr>
+      <w:r>
+        <w:rPr>
+          <w:rFonts w:hint="eastAsia"/>
+          <w:b w:val="0"/>
+          <w:bCs w:val="0"/>
+          <w:color w:val="auto"/>
+          <w:sz w:val="24"/>
+          <w:szCs w:val="24"/>
+          <w:lang w:val="en-US" w:eastAsia="zh-CN"/>
+        </w:rPr>
+        <w:t>5 1</w:t>
+      </w:r>
+    </w:p>
+    <w:p>
+      <w:pPr>
+        <w:widowControl w:val="0"/>
+        <w:numPr>
+          <w:ilvl w:val="0"/>
+          <w:numId w:val="0"/>
+        </w:numPr>
+        <w:jc w:val="both"/>
+        <w:rPr>
+          <w:rFonts w:hint="eastAsia"/>
+          <w:b w:val="0"/>
+          <w:bCs w:val="0"/>
+          <w:color w:val="auto"/>
+          <w:sz w:val="24"/>
+          <w:szCs w:val="24"/>
+          <w:lang w:val="en-US" w:eastAsia="zh-CN"/>
+        </w:rPr>
+      </w:pPr>
+      <w:r>
+        <w:rPr>
+          <w:rFonts w:hint="eastAsia"/>
+          <w:b w:val="0"/>
+          <w:bCs w:val="0"/>
+          <w:color w:val="auto"/>
+          <w:sz w:val="24"/>
+          <w:szCs w:val="24"/>
+          <w:lang w:val="en-US" w:eastAsia="zh-CN"/>
+        </w:rPr>
+        <w:t>1</w:t>
+      </w:r>
+    </w:p>
+    <w:p>
+      <w:pPr>
+        <w:widowControl w:val="0"/>
+        <w:numPr>
+          <w:ilvl w:val="0"/>
+          <w:numId w:val="0"/>
+        </w:numPr>
+        <w:jc w:val="both"/>
+        <w:rPr>
+          <w:rFonts w:hint="eastAsia"/>
+          <w:b w:val="0"/>
+          <w:bCs w:val="0"/>
+          <w:color w:val="auto"/>
+          <w:sz w:val="24"/>
+          <w:szCs w:val="24"/>
+          <w:lang w:val="en-US" w:eastAsia="zh-CN"/>
+        </w:rPr>
+      </w:pPr>
+      <w:r>
+        <w:rPr>
+          <w:rFonts w:hint="eastAsia"/>
+          <w:b w:val="0"/>
+          <w:bCs w:val="0"/>
+          <w:color w:val="auto"/>
+          <w:sz w:val="24"/>
+          <w:szCs w:val="24"/>
+          <w:lang w:val="en-US" w:eastAsia="zh-CN"/>
+        </w:rPr>
+        <w:t>1 2 2</w:t>
+      </w:r>
+    </w:p>
+    <w:p>
+      <w:pPr>
+        <w:widowControl w:val="0"/>
+        <w:numPr>
+          <w:ilvl w:val="0"/>
+          <w:numId w:val="0"/>
+        </w:numPr>
+        <w:jc w:val="both"/>
+        <w:rPr>
+          <w:rFonts w:hint="eastAsia"/>
+          <w:b w:val="0"/>
+          <w:bCs w:val="0"/>
+          <w:color w:val="auto"/>
+          <w:sz w:val="24"/>
+          <w:szCs w:val="24"/>
+          <w:lang w:val="en-US" w:eastAsia="zh-CN"/>
+        </w:rPr>
+      </w:pPr>
+      <w:r>
+        <w:rPr>
+          <w:rFonts w:hint="eastAsia"/>
+          <w:b w:val="0"/>
+          <w:bCs w:val="0"/>
+          <w:color w:val="auto"/>
+          <w:sz w:val="24"/>
+          <w:szCs w:val="24"/>
+          <w:lang w:val="en-US" w:eastAsia="zh-CN"/>
+        </w:rPr>
+        <w:t>1 3 3</w:t>
+      </w:r>
+    </w:p>
+    <w:p>
+      <w:pPr>
+        <w:widowControl w:val="0"/>
+        <w:numPr>
+          <w:ilvl w:val="0"/>
+          <w:numId w:val="0"/>
+        </w:numPr>
+        <w:jc w:val="both"/>
+        <w:rPr>
+          <w:rFonts w:hint="eastAsia"/>
+          <w:b w:val="0"/>
+          <w:bCs w:val="0"/>
+          <w:color w:val="auto"/>
+          <w:sz w:val="24"/>
+          <w:szCs w:val="24"/>
+          <w:lang w:val="en-US" w:eastAsia="zh-CN"/>
+        </w:rPr>
+      </w:pPr>
+      <w:r>
+        <w:rPr>
+          <w:rFonts w:hint="eastAsia"/>
+          <w:b w:val="0"/>
+          <w:bCs w:val="0"/>
+          <w:color w:val="auto"/>
+          <w:sz w:val="24"/>
+          <w:szCs w:val="24"/>
+          <w:lang w:val="en-US" w:eastAsia="zh-CN"/>
+        </w:rPr>
+        <w:t>1 4 4</w:t>
+      </w:r>
+    </w:p>
+    <w:p>
+      <w:pPr>
+        <w:widowControl w:val="0"/>
+        <w:numPr>
+          <w:ilvl w:val="0"/>
+          <w:numId w:val="0"/>
+        </w:numPr>
+        <w:jc w:val="both"/>
+        <w:rPr>
+          <w:rFonts w:hint="eastAsia"/>
+          <w:b w:val="0"/>
+          <w:bCs w:val="0"/>
+          <w:color w:val="auto"/>
+          <w:sz w:val="24"/>
+          <w:szCs w:val="24"/>
+          <w:lang w:val="en-US" w:eastAsia="zh-CN"/>
+        </w:rPr>
+      </w:pPr>
+      <w:r>
+        <w:rPr>
+          <w:rFonts w:hint="eastAsia"/>
+          <w:b w:val="0"/>
+          <w:bCs w:val="0"/>
+          <w:color w:val="auto"/>
+          <w:sz w:val="24"/>
+          <w:szCs w:val="24"/>
+          <w:lang w:val="en-US" w:eastAsia="zh-CN"/>
+        </w:rPr>
+        <w:t>1 5 5</w:t>
       </w:r>
     </w:p>
     <w:p>
@@ -594,31 +1894,611 @@
           <w:szCs w:val="24"/>
           <w:lang w:val="en-US" w:eastAsia="zh-CN"/>
         </w:rPr>
-        <w:t>*</w:t>
-      </w:r>
-    </w:p>
-    <w:p>
-      <w:pPr>
-        <w:jc w:val="both"/>
-        <w:rPr>
-          <w:rFonts w:hint="eastAsia"/>
-          <w:b w:val="0"/>
-          <w:bCs w:val="0"/>
-          <w:sz w:val="24"/>
-          <w:szCs w:val="24"/>
-          <w:lang w:val="en-US" w:eastAsia="zh-CN"/>
-        </w:rPr>
-      </w:pPr>
-      <w:r>
-        <w:rPr>
-          <w:rFonts w:hint="eastAsia"/>
-          <w:b w:val="0"/>
-          <w:bCs w:val="0"/>
-          <w:sz w:val="24"/>
-          <w:szCs w:val="24"/>
-          <w:lang w:val="en-US" w:eastAsia="zh-CN"/>
-        </w:rPr>
-        <w:t>*</w:t>
+        <w:t>【样例一】</w:t>
+      </w:r>
+    </w:p>
+    <w:p>
+      <w:pPr>
+        <w:jc w:val="both"/>
+        <w:rPr>
+          <w:rFonts w:hint="eastAsia"/>
+          <w:b w:val="0"/>
+          <w:bCs w:val="0"/>
+          <w:sz w:val="24"/>
+          <w:szCs w:val="24"/>
+          <w:lang w:val="en-US" w:eastAsia="zh-CN"/>
+        </w:rPr>
+      </w:pPr>
+      <w:r>
+        <w:rPr>
+          <w:rFonts w:hint="eastAsia"/>
+          <w:b w:val="0"/>
+          <w:bCs w:val="0"/>
+          <w:sz w:val="24"/>
+          <w:szCs w:val="24"/>
+          <w:lang w:val="en-US" w:eastAsia="zh-CN"/>
+        </w:rPr>
+        <w:t>2</w:t>
+      </w:r>
+    </w:p>
+    <w:p>
+      <w:pPr>
+        <w:jc w:val="both"/>
+        <w:rPr>
+          <w:rFonts w:hint="eastAsia"/>
+          <w:b w:val="0"/>
+          <w:bCs w:val="0"/>
+          <w:sz w:val="24"/>
+          <w:szCs w:val="24"/>
+          <w:lang w:val="en-US" w:eastAsia="zh-CN"/>
+        </w:rPr>
+      </w:pPr>
+      <w:r>
+        <w:rPr>
+          <w:rFonts w:hint="eastAsia"/>
+          <w:b w:val="0"/>
+          <w:bCs w:val="0"/>
+          <w:sz w:val="24"/>
+          <w:szCs w:val="24"/>
+          <w:lang w:val="en-US" w:eastAsia="zh-CN"/>
+        </w:rPr>
+        <w:t>4</w:t>
+      </w:r>
+    </w:p>
+    <w:p>
+      <w:pPr>
+        <w:jc w:val="both"/>
+        <w:rPr>
+          <w:rFonts w:hint="eastAsia"/>
+          <w:b w:val="0"/>
+          <w:bCs w:val="0"/>
+          <w:sz w:val="24"/>
+          <w:szCs w:val="24"/>
+          <w:lang w:val="en-US" w:eastAsia="zh-CN"/>
+        </w:rPr>
+      </w:pPr>
+      <w:r>
+        <w:rPr>
+          <w:rFonts w:hint="eastAsia"/>
+          <w:b w:val="0"/>
+          <w:bCs w:val="0"/>
+          <w:sz w:val="24"/>
+          <w:szCs w:val="24"/>
+          <w:lang w:val="en-US" w:eastAsia="zh-CN"/>
+        </w:rPr>
+        <w:t>5</w:t>
+      </w:r>
+    </w:p>
+    <w:p>
+      <w:pPr>
+        <w:jc w:val="both"/>
+        <w:rPr>
+          <w:rFonts w:hint="eastAsia"/>
+          <w:b w:val="0"/>
+          <w:bCs w:val="0"/>
+          <w:sz w:val="24"/>
+          <w:szCs w:val="24"/>
+          <w:lang w:val="en-US" w:eastAsia="zh-CN"/>
+        </w:rPr>
+      </w:pPr>
+    </w:p>
+    <w:p>
+      <w:pPr>
+        <w:jc w:val="both"/>
+        <w:rPr>
+          <w:rFonts w:hint="eastAsia"/>
+          <w:b w:val="0"/>
+          <w:bCs w:val="0"/>
+          <w:sz w:val="24"/>
+          <w:szCs w:val="24"/>
+          <w:lang w:val="en-US" w:eastAsia="zh-CN"/>
+        </w:rPr>
+      </w:pPr>
+      <w:r>
+        <w:rPr>
+          <w:rFonts w:hint="eastAsia"/>
+          <w:b w:val="0"/>
+          <w:bCs w:val="0"/>
+          <w:sz w:val="24"/>
+          <w:szCs w:val="24"/>
+          <w:lang w:val="en-US" w:eastAsia="zh-CN"/>
+        </w:rPr>
+        <w:t>【样例二】</w:t>
+      </w:r>
+    </w:p>
+    <w:p>
+      <w:pPr>
+        <w:jc w:val="both"/>
+        <w:rPr>
+          <w:rFonts w:hint="eastAsia"/>
+          <w:b w:val="0"/>
+          <w:bCs w:val="0"/>
+          <w:sz w:val="24"/>
+          <w:szCs w:val="24"/>
+          <w:lang w:val="en-US" w:eastAsia="zh-CN"/>
+        </w:rPr>
+      </w:pPr>
+      <w:r>
+        <w:rPr>
+          <w:rFonts w:hint="eastAsia"/>
+          <w:b w:val="0"/>
+          <w:bCs w:val="0"/>
+          <w:sz w:val="24"/>
+          <w:szCs w:val="24"/>
+          <w:lang w:val="en-US" w:eastAsia="zh-CN"/>
+        </w:rPr>
+        <w:t>2</w:t>
+      </w:r>
+    </w:p>
+    <w:p>
+      <w:pPr>
+        <w:jc w:val="both"/>
+        <w:rPr>
+          <w:rFonts w:hint="eastAsia"/>
+          <w:b w:val="0"/>
+          <w:bCs w:val="0"/>
+          <w:sz w:val="24"/>
+          <w:szCs w:val="24"/>
+          <w:lang w:val="en-US" w:eastAsia="zh-CN"/>
+        </w:rPr>
+      </w:pPr>
+      <w:r>
+        <w:rPr>
+          <w:rFonts w:hint="eastAsia"/>
+          <w:b w:val="0"/>
+          <w:bCs w:val="0"/>
+          <w:sz w:val="24"/>
+          <w:szCs w:val="24"/>
+          <w:lang w:val="en-US" w:eastAsia="zh-CN"/>
+        </w:rPr>
+        <w:t>12</w:t>
+      </w:r>
+    </w:p>
+    <w:p>
+      <w:pPr>
+        <w:jc w:val="both"/>
+        <w:rPr>
+          <w:rFonts w:hint="eastAsia"/>
+          <w:b w:val="0"/>
+          <w:bCs w:val="0"/>
+          <w:sz w:val="24"/>
+          <w:szCs w:val="24"/>
+          <w:lang w:val="en-US" w:eastAsia="zh-CN"/>
+        </w:rPr>
+      </w:pPr>
+      <w:r>
+        <w:rPr>
+          <w:rFonts w:hint="eastAsia"/>
+          <w:b w:val="0"/>
+          <w:bCs w:val="0"/>
+          <w:sz w:val="24"/>
+          <w:szCs w:val="24"/>
+          <w:lang w:val="en-US" w:eastAsia="zh-CN"/>
+        </w:rPr>
+        <w:t>14</w:t>
+      </w:r>
+    </w:p>
+    <w:p>
+      <w:pPr>
+        <w:jc w:val="both"/>
+        <w:rPr>
+          <w:rFonts w:hint="eastAsia"/>
+          <w:b w:val="0"/>
+          <w:bCs w:val="0"/>
+          <w:sz w:val="24"/>
+          <w:szCs w:val="24"/>
+          <w:lang w:val="en-US" w:eastAsia="zh-CN"/>
+        </w:rPr>
+      </w:pPr>
+    </w:p>
+    <w:p>
+      <w:pPr>
+        <w:jc w:val="both"/>
+        <w:rPr>
+          <w:rFonts w:hint="eastAsia" w:eastAsiaTheme="minorEastAsia"/>
+          <w:b w:val="0"/>
+          <w:bCs w:val="0"/>
+          <w:sz w:val="24"/>
+          <w:szCs w:val="24"/>
+          <w:lang w:val="en-US" w:eastAsia="zh-CN"/>
+        </w:rPr>
+      </w:pPr>
+      <w:r>
+        <w:rPr>
+          <w:rFonts w:hint="eastAsia"/>
+          <w:b w:val="0"/>
+          <w:bCs w:val="0"/>
+          <w:sz w:val="24"/>
+          <w:szCs w:val="24"/>
+          <w:lang w:val="en-US" w:eastAsia="zh-CN"/>
+        </w:rPr>
+        <w:t>【样例三】</w:t>
+      </w:r>
+    </w:p>
+    <w:p>
+      <w:pPr>
+        <w:jc w:val="both"/>
+        <w:rPr>
+          <w:rFonts w:hint="eastAsia"/>
+          <w:b w:val="0"/>
+          <w:bCs w:val="0"/>
+          <w:sz w:val="24"/>
+          <w:szCs w:val="24"/>
+          <w:lang w:val="en-US" w:eastAsia="zh-CN"/>
+        </w:rPr>
+      </w:pPr>
+      <w:r>
+        <w:rPr>
+          <w:rFonts w:hint="eastAsia"/>
+          <w:b w:val="0"/>
+          <w:bCs w:val="0"/>
+          <w:sz w:val="24"/>
+          <w:szCs w:val="24"/>
+          <w:lang w:val="en-US" w:eastAsia="zh-CN"/>
+        </w:rPr>
+        <w:t>3</w:t>
+      </w:r>
+    </w:p>
+    <w:p>
+      <w:pPr>
+        <w:jc w:val="both"/>
+        <w:rPr>
+          <w:rFonts w:hint="eastAsia"/>
+          <w:b w:val="0"/>
+          <w:bCs w:val="0"/>
+          <w:sz w:val="24"/>
+          <w:szCs w:val="24"/>
+          <w:lang w:val="en-US" w:eastAsia="zh-CN"/>
+        </w:rPr>
+      </w:pPr>
+      <w:r>
+        <w:rPr>
+          <w:rFonts w:hint="eastAsia"/>
+          <w:b w:val="0"/>
+          <w:bCs w:val="0"/>
+          <w:sz w:val="24"/>
+          <w:szCs w:val="24"/>
+          <w:lang w:val="en-US" w:eastAsia="zh-CN"/>
+        </w:rPr>
+        <w:t>13</w:t>
+      </w:r>
+    </w:p>
+    <w:p>
+      <w:pPr>
+        <w:jc w:val="both"/>
+        <w:rPr>
+          <w:rFonts w:hint="eastAsia"/>
+          <w:b w:val="0"/>
+          <w:bCs w:val="0"/>
+          <w:sz w:val="24"/>
+          <w:szCs w:val="24"/>
+          <w:lang w:val="en-US" w:eastAsia="zh-CN"/>
+        </w:rPr>
+      </w:pPr>
+      <w:r>
+        <w:rPr>
+          <w:rFonts w:hint="eastAsia"/>
+          <w:b w:val="0"/>
+          <w:bCs w:val="0"/>
+          <w:sz w:val="24"/>
+          <w:szCs w:val="24"/>
+          <w:lang w:val="en-US" w:eastAsia="zh-CN"/>
+        </w:rPr>
+        <w:t>15</w:t>
+      </w:r>
+    </w:p>
+    <w:p>
+      <w:pPr>
+        <w:jc w:val="both"/>
+        <w:rPr>
+          <w:rFonts w:hint="eastAsia"/>
+          <w:b w:val="0"/>
+          <w:bCs w:val="0"/>
+          <w:sz w:val="24"/>
+          <w:szCs w:val="24"/>
+          <w:lang w:val="en-US" w:eastAsia="zh-CN"/>
+        </w:rPr>
+      </w:pPr>
+      <w:r>
+        <w:rPr>
+          <w:rFonts w:hint="eastAsia"/>
+          <w:b w:val="0"/>
+          <w:bCs w:val="0"/>
+          <w:sz w:val="24"/>
+          <w:szCs w:val="24"/>
+          <w:lang w:val="en-US" w:eastAsia="zh-CN"/>
+        </w:rPr>
+        <w:t>16</w:t>
+      </w:r>
+    </w:p>
+    <w:p>
+      <w:pPr>
+        <w:jc w:val="both"/>
+        <w:rPr>
+          <w:rFonts w:hint="eastAsia"/>
+          <w:b w:val="0"/>
+          <w:bCs w:val="0"/>
+          <w:sz w:val="24"/>
+          <w:szCs w:val="24"/>
+          <w:lang w:val="en-US" w:eastAsia="zh-CN"/>
+        </w:rPr>
+      </w:pPr>
+    </w:p>
+    <w:p>
+      <w:pPr>
+        <w:jc w:val="both"/>
+        <w:rPr>
+          <w:rFonts w:hint="eastAsia"/>
+          <w:b w:val="0"/>
+          <w:bCs w:val="0"/>
+          <w:sz w:val="24"/>
+          <w:szCs w:val="24"/>
+          <w:lang w:val="en-US" w:eastAsia="zh-CN"/>
+        </w:rPr>
+      </w:pPr>
+      <w:r>
+        <w:rPr>
+          <w:rFonts w:hint="eastAsia"/>
+          <w:b w:val="0"/>
+          <w:bCs w:val="0"/>
+          <w:sz w:val="24"/>
+          <w:szCs w:val="24"/>
+          <w:lang w:val="en-US" w:eastAsia="zh-CN"/>
+        </w:rPr>
+        <w:t>【样例四】</w:t>
+      </w:r>
+    </w:p>
+    <w:p>
+      <w:pPr>
+        <w:jc w:val="both"/>
+        <w:rPr>
+          <w:rFonts w:hint="eastAsia"/>
+          <w:b w:val="0"/>
+          <w:bCs w:val="0"/>
+          <w:sz w:val="24"/>
+          <w:szCs w:val="24"/>
+          <w:lang w:val="en-US" w:eastAsia="zh-CN"/>
+        </w:rPr>
+      </w:pPr>
+      <w:r>
+        <w:rPr>
+          <w:rFonts w:hint="eastAsia"/>
+          <w:b w:val="0"/>
+          <w:bCs w:val="0"/>
+          <w:sz w:val="24"/>
+          <w:szCs w:val="24"/>
+          <w:lang w:val="en-US" w:eastAsia="zh-CN"/>
+        </w:rPr>
+        <w:t>3</w:t>
+      </w:r>
+    </w:p>
+    <w:p>
+      <w:pPr>
+        <w:jc w:val="both"/>
+        <w:rPr>
+          <w:rFonts w:hint="eastAsia"/>
+          <w:b w:val="0"/>
+          <w:bCs w:val="0"/>
+          <w:sz w:val="24"/>
+          <w:szCs w:val="24"/>
+          <w:lang w:val="en-US" w:eastAsia="zh-CN"/>
+        </w:rPr>
+      </w:pPr>
+      <w:r>
+        <w:rPr>
+          <w:rFonts w:hint="eastAsia"/>
+          <w:b w:val="0"/>
+          <w:bCs w:val="0"/>
+          <w:sz w:val="24"/>
+          <w:szCs w:val="24"/>
+          <w:lang w:val="en-US" w:eastAsia="zh-CN"/>
+        </w:rPr>
+        <w:t>30</w:t>
+      </w:r>
+    </w:p>
+    <w:p>
+      <w:pPr>
+        <w:jc w:val="both"/>
+        <w:rPr>
+          <w:rFonts w:hint="eastAsia"/>
+          <w:b w:val="0"/>
+          <w:bCs w:val="0"/>
+          <w:sz w:val="24"/>
+          <w:szCs w:val="24"/>
+          <w:lang w:val="en-US" w:eastAsia="zh-CN"/>
+        </w:rPr>
+      </w:pPr>
+      <w:r>
+        <w:rPr>
+          <w:rFonts w:hint="eastAsia"/>
+          <w:b w:val="0"/>
+          <w:bCs w:val="0"/>
+          <w:sz w:val="24"/>
+          <w:szCs w:val="24"/>
+          <w:lang w:val="en-US" w:eastAsia="zh-CN"/>
+        </w:rPr>
+        <w:t>33</w:t>
+      </w:r>
+    </w:p>
+    <w:p>
+      <w:pPr>
+        <w:jc w:val="both"/>
+        <w:rPr>
+          <w:rFonts w:hint="eastAsia"/>
+          <w:b w:val="0"/>
+          <w:bCs w:val="0"/>
+          <w:sz w:val="24"/>
+          <w:szCs w:val="24"/>
+          <w:lang w:val="en-US" w:eastAsia="zh-CN"/>
+        </w:rPr>
+      </w:pPr>
+      <w:r>
+        <w:rPr>
+          <w:rFonts w:hint="eastAsia"/>
+          <w:b w:val="0"/>
+          <w:bCs w:val="0"/>
+          <w:sz w:val="24"/>
+          <w:szCs w:val="24"/>
+          <w:lang w:val="en-US" w:eastAsia="zh-CN"/>
+        </w:rPr>
+        <w:t>35</w:t>
+      </w:r>
+    </w:p>
+    <w:p>
+      <w:pPr>
+        <w:jc w:val="both"/>
+        <w:rPr>
+          <w:rFonts w:hint="eastAsia"/>
+          <w:b w:val="0"/>
+          <w:bCs w:val="0"/>
+          <w:sz w:val="24"/>
+          <w:szCs w:val="24"/>
+          <w:lang w:val="en-US" w:eastAsia="zh-CN"/>
+        </w:rPr>
+      </w:pPr>
+    </w:p>
+    <w:p>
+      <w:pPr>
+        <w:jc w:val="both"/>
+        <w:rPr>
+          <w:rFonts w:hint="eastAsia"/>
+          <w:b w:val="0"/>
+          <w:bCs w:val="0"/>
+          <w:sz w:val="24"/>
+          <w:szCs w:val="24"/>
+          <w:lang w:val="en-US" w:eastAsia="zh-CN"/>
+        </w:rPr>
+      </w:pPr>
+      <w:r>
+        <w:rPr>
+          <w:rFonts w:hint="eastAsia"/>
+          <w:b w:val="0"/>
+          <w:bCs w:val="0"/>
+          <w:sz w:val="24"/>
+          <w:szCs w:val="24"/>
+          <w:lang w:val="en-US" w:eastAsia="zh-CN"/>
+        </w:rPr>
+        <w:t>【样例五】</w:t>
+      </w:r>
+    </w:p>
+    <w:p>
+      <w:pPr>
+        <w:jc w:val="both"/>
+        <w:rPr>
+          <w:rFonts w:hint="eastAsia"/>
+          <w:b w:val="0"/>
+          <w:bCs w:val="0"/>
+          <w:sz w:val="24"/>
+          <w:szCs w:val="24"/>
+          <w:lang w:val="en-US" w:eastAsia="zh-CN"/>
+        </w:rPr>
+      </w:pPr>
+      <w:r>
+        <w:rPr>
+          <w:rFonts w:hint="eastAsia"/>
+          <w:b w:val="0"/>
+          <w:bCs w:val="0"/>
+          <w:sz w:val="24"/>
+          <w:szCs w:val="24"/>
+          <w:lang w:val="en-US" w:eastAsia="zh-CN"/>
+        </w:rPr>
+        <w:t>4</w:t>
+      </w:r>
+    </w:p>
+    <w:p>
+      <w:pPr>
+        <w:jc w:val="both"/>
+        <w:rPr>
+          <w:rFonts w:hint="eastAsia"/>
+          <w:b w:val="0"/>
+          <w:bCs w:val="0"/>
+          <w:sz w:val="24"/>
+          <w:szCs w:val="24"/>
+          <w:lang w:val="en-US" w:eastAsia="zh-CN"/>
+        </w:rPr>
+      </w:pPr>
+      <w:r>
+        <w:rPr>
+          <w:rFonts w:hint="eastAsia"/>
+          <w:b w:val="0"/>
+          <w:bCs w:val="0"/>
+          <w:sz w:val="24"/>
+          <w:szCs w:val="24"/>
+          <w:lang w:val="en-US" w:eastAsia="zh-CN"/>
+        </w:rPr>
+        <w:t>5</w:t>
+      </w:r>
+    </w:p>
+    <w:p>
+      <w:pPr>
+        <w:jc w:val="both"/>
+        <w:rPr>
+          <w:rFonts w:hint="eastAsia"/>
+          <w:b w:val="0"/>
+          <w:bCs w:val="0"/>
+          <w:sz w:val="24"/>
+          <w:szCs w:val="24"/>
+          <w:lang w:val="en-US" w:eastAsia="zh-CN"/>
+        </w:rPr>
+      </w:pPr>
+      <w:r>
+        <w:rPr>
+          <w:rFonts w:hint="eastAsia"/>
+          <w:b w:val="0"/>
+          <w:bCs w:val="0"/>
+          <w:sz w:val="24"/>
+          <w:szCs w:val="24"/>
+          <w:lang w:val="en-US" w:eastAsia="zh-CN"/>
+        </w:rPr>
+        <w:t>9</w:t>
+      </w:r>
+    </w:p>
+    <w:p>
+      <w:pPr>
+        <w:jc w:val="both"/>
+        <w:rPr>
+          <w:rFonts w:hint="eastAsia"/>
+          <w:b w:val="0"/>
+          <w:bCs w:val="0"/>
+          <w:sz w:val="24"/>
+          <w:szCs w:val="24"/>
+          <w:lang w:val="en-US" w:eastAsia="zh-CN"/>
+        </w:rPr>
+      </w:pPr>
+      <w:r>
+        <w:rPr>
+          <w:rFonts w:hint="eastAsia"/>
+          <w:b w:val="0"/>
+          <w:bCs w:val="0"/>
+          <w:sz w:val="24"/>
+          <w:szCs w:val="24"/>
+          <w:lang w:val="en-US" w:eastAsia="zh-CN"/>
+        </w:rPr>
+        <w:t>12</w:t>
+      </w:r>
+    </w:p>
+    <w:p>
+      <w:pPr>
+        <w:jc w:val="both"/>
+        <w:rPr>
+          <w:rFonts w:hint="eastAsia"/>
+          <w:b w:val="0"/>
+          <w:bCs w:val="0"/>
+          <w:sz w:val="24"/>
+          <w:szCs w:val="24"/>
+          <w:lang w:val="en-US" w:eastAsia="zh-CN"/>
+        </w:rPr>
+      </w:pPr>
+      <w:r>
+        <w:rPr>
+          <w:rFonts w:hint="eastAsia"/>
+          <w:b w:val="0"/>
+          <w:bCs w:val="0"/>
+          <w:sz w:val="24"/>
+          <w:szCs w:val="24"/>
+          <w:lang w:val="en-US" w:eastAsia="zh-CN"/>
+        </w:rPr>
+        <w:t>14</w:t>
       </w:r>
     </w:p>
     <w:p>
